--- a/1_给你看/情报_往届与同类比赛.docx
+++ b/1_给你看/情报_往届与同类比赛.docx
@@ -1075,6 +1075,402 @@
           <w:color w:val="17365D"/>
           <w:sz w:val="26"/>
         </w:rPr>
+        <w:t>6. 2026 届增量情报(2026-07-05 深度搜索,五桶)</w:t>
+      </w:r>
+    </w:p>
+    <w:p>
+      <w:pPr>
+        <w:pStyle w:val="Heading3"/>
+      </w:pPr>
+      <w:r>
+        <w:rPr>
+          <w:rFonts w:ascii="Microsoft YaHei" w:hAnsi="Microsoft YaHei" w:eastAsia="Microsoft YaHei"/>
+          <w:b/>
+          <w:color w:val="17365D"/>
+          <w:sz w:val="23"/>
+        </w:rPr>
+        <w:t>①官方动态:提交机制有硬规范(本轮最高价值发现)</w:t>
+      </w:r>
+    </w:p>
+    <w:p>
+      <w:r>
+        <w:rPr>
+          <w:rFonts w:ascii="Microsoft YaHei" w:hAnsi="Microsoft YaHei" w:eastAsia="Microsoft YaHei"/>
+          <w:b w:val="0"/>
+          <w:sz w:val="21"/>
+        </w:rPr>
+        <w:t>官方赛道页"作品提交邮箱及要求"段</w:t>
+      </w:r>
+      <w:r>
+        <w:rPr>
+          <w:rFonts w:ascii="Microsoft YaHei" w:hAnsi="Microsoft YaHei" w:eastAsia="Microsoft YaHei"/>
+          <w:b/>
+          <w:sz w:val="21"/>
+        </w:rPr>
+        <w:t>此前从未进过我们的档</w:t>
+      </w:r>
+      <w:r>
+        <w:rPr>
+          <w:rFonts w:ascii="Microsoft YaHei" w:hAnsi="Microsoft YaHei" w:eastAsia="Microsoft YaHei"/>
+          <w:b w:val="0"/>
+          <w:sz w:val="21"/>
+        </w:rPr>
+        <w:t>(建档时官网超时)。核心:</w:t>
+      </w:r>
+    </w:p>
+    <w:p>
+      <w:r>
+        <w:rPr>
+          <w:rFonts w:ascii="Microsoft YaHei" w:hAnsi="Microsoft YaHei" w:eastAsia="Microsoft YaHei"/>
+          <w:b w:val="0"/>
+          <w:sz w:val="21"/>
+        </w:rPr>
+        <w:t>邮箱 cn-abbcup-mocn@abb.com;主题=题目+队长姓名+学校+电话(与注册信息一致);</w:t>
+      </w:r>
+    </w:p>
+    <w:p>
+      <w:r>
+        <w:rPr>
+          <w:rFonts w:ascii="Microsoft YaHei" w:hAnsi="Microsoft YaHei" w:eastAsia="Microsoft YaHei"/>
+          <w:b w:val="0"/>
+          <w:sz w:val="21"/>
+        </w:rPr>
+        <w:t>附件走 QQ 邮箱文件中转站;</w:t>
+      </w:r>
+      <w:r>
+        <w:rPr>
+          <w:rFonts w:ascii="Microsoft YaHei" w:hAnsi="Microsoft YaHei" w:eastAsia="Microsoft YaHei"/>
+          <w:b/>
+          <w:sz w:val="21"/>
+        </w:rPr>
+        <w:t>必须加密压缩(7-zip 等)+密码写在邮件正文</w:t>
+      </w:r>
+    </w:p>
+    <w:p>
+      <w:r>
+        <w:rPr>
+          <w:rFonts w:ascii="Microsoft YaHei" w:hAnsi="Microsoft YaHei" w:eastAsia="Microsoft YaHei"/>
+          <w:b w:val="0"/>
+          <w:sz w:val="21"/>
+        </w:rPr>
+        <w:t>(ABB 公司安全政策,不加密可能被邮件网关拦截)。全文已录入 docs/赛题原文_2026智储优控.md;</w:t>
+      </w:r>
+    </w:p>
+    <w:p>
+      <w:r>
+        <w:rPr>
+          <w:rFonts w:ascii="Microsoft YaHei" w:hAnsi="Microsoft YaHei" w:eastAsia="Microsoft YaHei"/>
+          <w:b/>
+          <w:sz w:val="21"/>
+        </w:rPr>
+        <w:t>W6 提交演练必须按此全流程彩排</w:t>
+      </w:r>
+      <w:r>
+        <w:rPr>
+          <w:rFonts w:ascii="Microsoft YaHei" w:hAnsi="Microsoft YaHei" w:eastAsia="Microsoft YaHei"/>
+          <w:b w:val="0"/>
+          <w:sz w:val="21"/>
+        </w:rPr>
+        <w:t>。另:官方页静态内容</w:t>
+      </w:r>
+      <w:r>
+        <w:rPr>
+          <w:rFonts w:ascii="Microsoft YaHei" w:hAnsi="Microsoft YaHei" w:eastAsia="Microsoft YaHei"/>
+          <w:b/>
+          <w:sz w:val="21"/>
+        </w:rPr>
+        <w:t>不含任何具体日期</w:t>
+      </w:r>
+      <w:r>
+        <w:rPr>
+          <w:rFonts w:ascii="Microsoft YaHei" w:hAnsi="Microsoft YaHei" w:eastAsia="Microsoft YaHei"/>
+          <w:b w:val="0"/>
+          <w:sz w:val="21"/>
+        </w:rPr>
+        <w:t>——精确节点</w:t>
+      </w:r>
+    </w:p>
+    <w:p>
+      <w:r>
+        <w:rPr>
+          <w:rFonts w:ascii="Microsoft YaHei" w:hAnsi="Microsoft YaHei" w:eastAsia="Microsoft YaHei"/>
+          <w:b w:val="0"/>
+          <w:sz w:val="21"/>
+        </w:rPr>
+        <w:t>只经赛题 QQ 群(1030378715)/报名平台通知,8/26 口径维持;奖金总额 5 万元,团队及导师均有证书。</w:t>
+      </w:r>
+    </w:p>
+    <w:p>
+      <w:pPr>
+        <w:pStyle w:val="Heading3"/>
+      </w:pPr>
+      <w:r>
+        <w:rPr>
+          <w:rFonts w:ascii="Microsoft YaHei" w:hAnsi="Microsoft YaHei" w:eastAsia="Microsoft YaHei"/>
+          <w:b/>
+          <w:color w:val="17365D"/>
+          <w:sz w:val="23"/>
+        </w:rPr>
+        <w:t>②对手动向:全网静默(利好)</w:t>
+      </w:r>
+    </w:p>
+    <w:p>
+      <w:r>
+        <w:rPr>
+          <w:rFonts w:ascii="Microsoft YaHei" w:hAnsi="Microsoft YaHei" w:eastAsia="Microsoft YaHei"/>
+          <w:b w:val="0"/>
+          <w:sz w:val="21"/>
+        </w:rPr>
+        <w:t>截至 2026-07-05,CSDN/知乎/B站/博客园**未发现任何赛道一「智储优控」的公开解读、</w:t>
+      </w:r>
+    </w:p>
+    <w:p>
+      <w:r>
+        <w:rPr>
+          <w:rFonts w:ascii="Microsoft YaHei" w:hAnsi="Microsoft YaHei" w:eastAsia="Microsoft YaHei"/>
+          <w:b w:val="0"/>
+          <w:sz w:val="21"/>
+        </w:rPr>
+        <w:t>思路帖或参赛记录**(多轮检索仅命中无关比赛)。含义:没有公开题解可让对手抄近道,</w:t>
+      </w:r>
+    </w:p>
+    <w:p>
+      <w:r>
+        <w:rPr>
+          <w:rFonts w:ascii="Microsoft YaHei" w:hAnsi="Microsoft YaHei" w:eastAsia="Microsoft YaHei"/>
+          <w:b w:val="0"/>
+          <w:sz w:val="21"/>
+        </w:rPr>
+        <w:t>我们的先发深度(H 口径+证据链+AB 实测)就是壁垒;比拼发生在暗处,不可松懈。</w:t>
+      </w:r>
+    </w:p>
+    <w:p>
+      <w:pPr>
+        <w:pStyle w:val="Heading3"/>
+      </w:pPr>
+      <w:r>
+        <w:rPr>
+          <w:rFonts w:ascii="Microsoft YaHei" w:hAnsi="Microsoft YaHei" w:eastAsia="Microsoft YaHei"/>
+          <w:b/>
+          <w:color w:val="17365D"/>
+          <w:sz w:val="23"/>
+        </w:rPr>
+        <w:t>③往届作品:无公开代码/答辩视频</w:t>
+      </w:r>
+    </w:p>
+    <w:p>
+      <w:r>
+        <w:rPr>
+          <w:rFonts w:ascii="Microsoft YaHei" w:hAnsi="Microsoft YaHei" w:eastAsia="Microsoft YaHei"/>
+          <w:b w:val="0"/>
+          <w:sz w:val="21"/>
+        </w:rPr>
+        <w:t>未发现往届获奖作品的 GitHub 仓库、完整报告或答辩录像外流——评委手里没有"参考答案"</w:t>
+      </w:r>
+    </w:p>
+    <w:p>
+      <w:r>
+        <w:rPr>
+          <w:rFonts w:ascii="Microsoft YaHei" w:hAnsi="Microsoft YaHei" w:eastAsia="Microsoft YaHei"/>
+          <w:b w:val="0"/>
+          <w:sz w:val="21"/>
+        </w:rPr>
+        <w:t>可横向比对,报告的自证质量(一键复现+实测截图)权重更大。2025 届宣讲会曾进</w:t>
+      </w:r>
+    </w:p>
+    <w:p>
+      <w:r>
+        <w:rPr>
+          <w:rFonts w:ascii="Microsoft YaHei" w:hAnsi="Microsoft YaHei" w:eastAsia="Microsoft YaHei"/>
+          <w:b w:val="0"/>
+          <w:sz w:val="21"/>
+        </w:rPr>
+        <w:t>上海交大密西根学院(名校生源信号,与 §3 竞争画像一致)。</w:t>
+      </w:r>
+    </w:p>
+    <w:p>
+      <w:pPr>
+        <w:pStyle w:val="Heading3"/>
+      </w:pPr>
+      <w:r>
+        <w:rPr>
+          <w:rFonts w:ascii="Microsoft YaHei" w:hAnsi="Microsoft YaHei" w:eastAsia="Microsoft YaHei"/>
+          <w:b/>
+          <w:color w:val="17365D"/>
+          <w:sz w:val="23"/>
+        </w:rPr>
+        <w:t>④出题方话术(答辩引言直接呼应;姓名订正)</w:t>
+      </w:r>
+    </w:p>
+    <w:p>
+      <w:pPr>
+        <w:pStyle w:val="ListBullet"/>
+      </w:pPr>
+      <w:r>
+        <w:rPr>
+          <w:rFonts w:ascii="Microsoft YaHei" w:hAnsi="Microsoft YaHei" w:eastAsia="Microsoft YaHei"/>
+          <w:b/>
+          <w:sz w:val="21"/>
+        </w:rPr>
+        <w:t>订正:给赛道一站台的是"ABB传动产品业务中国区负责人王余"</w:t>
+      </w:r>
+      <w:r>
+        <w:rPr>
+          <w:rFonts w:ascii="Microsoft YaHei" w:hAnsi="Microsoft YaHei" w:eastAsia="Microsoft YaHei"/>
+          <w:b w:val="0"/>
+          <w:sz w:val="21"/>
+        </w:rPr>
+        <w:t>(此前各文档误记"王玉",</w:t>
+      </w:r>
+    </w:p>
+    <w:p>
+      <w:r>
+        <w:rPr>
+          <w:rFonts w:ascii="Microsoft YaHei" w:hAnsi="Microsoft YaHei" w:eastAsia="Microsoft YaHei"/>
+          <w:b w:val="0"/>
+          <w:sz w:val="21"/>
+        </w:rPr>
+        <w:t>已全部改正),出处=官方开赛新闻(2026-03-12)。原话三件套,报告引言/答辩开场直接呼应:</w:t>
+      </w:r>
+    </w:p>
+    <w:p>
+      <w:r>
+        <w:rPr>
+          <w:rFonts w:ascii="Microsoft YaHei" w:hAnsi="Microsoft YaHei" w:eastAsia="Microsoft YaHei"/>
+          <w:b w:val="0"/>
+          <w:sz w:val="21"/>
+        </w:rPr>
+        <w:t>**"AI算法正在重新定义能效的边界"、打造"'会思考'的立体仓储系统"、"绿色工程视野……</w:t>
+      </w:r>
+    </w:p>
+    <w:p>
+      <w:r>
+        <w:rPr>
+          <w:rFonts w:ascii="Microsoft YaHei" w:hAnsi="Microsoft YaHei" w:eastAsia="Microsoft YaHei"/>
+          <w:b w:val="0"/>
+          <w:sz w:val="21"/>
+        </w:rPr>
+        <w:t>为节能减碳增效注入新动能"**——我们的 L5 绿色换算+能耗一等公民正中靶心。</w:t>
+      </w:r>
+    </w:p>
+    <w:p>
+      <w:pPr>
+        <w:pStyle w:val="ListBullet"/>
+      </w:pPr>
+      <w:r>
+        <w:rPr>
+          <w:rFonts w:ascii="Microsoft YaHei" w:hAnsi="Microsoft YaHei" w:eastAsia="Microsoft YaHei"/>
+          <w:b w:val="0"/>
+          <w:sz w:val="21"/>
+        </w:rPr>
+        <w:t>配套语境:大赛主题"产教融合、数智创新",紧扣"十五五"/新质生产力/双碳;中国自动化学会</w:t>
+      </w:r>
+    </w:p>
+    <w:p>
+      <w:r>
+        <w:rPr>
+          <w:rFonts w:ascii="Microsoft YaHei" w:hAnsi="Microsoft YaHei" w:eastAsia="Microsoft YaHei"/>
+          <w:b w:val="0"/>
+          <w:sz w:val="21"/>
+        </w:rPr>
+        <w:t>秘书长张楠"让学生在解决复杂工程问题中完成从'学子'到'工程师'的思维跃迁"(答辩收尾可用);</w:t>
+      </w:r>
+    </w:p>
+    <w:p>
+      <w:r>
+        <w:rPr>
+          <w:rFonts w:ascii="Microsoft YaHei" w:hAnsi="Microsoft YaHei" w:eastAsia="Microsoft YaHei"/>
+          <w:b w:val="0"/>
+          <w:sz w:val="21"/>
+        </w:rPr>
+        <w:t>ABB 中国总经理康亮、贝加莱李昕("真正的工业AI,不仅要懂算法,更要懂'车间语言'")全局站台。</w:t>
+      </w:r>
+    </w:p>
+    <w:p>
+      <w:pPr>
+        <w:pStyle w:val="Heading3"/>
+      </w:pPr>
+      <w:r>
+        <w:rPr>
+          <w:rFonts w:ascii="Microsoft YaHei" w:hAnsi="Microsoft YaHei" w:eastAsia="Microsoft YaHei"/>
+          <w:b/>
+          <w:color w:val="17365D"/>
+          <w:sz w:val="23"/>
+        </w:rPr>
+        <w:t>⑤SLAP 学界近况(给 T13/创新章的文献锚)</w:t>
+      </w:r>
+    </w:p>
+    <w:p>
+      <w:r>
+        <w:rPr>
+          <w:rFonts w:ascii="Microsoft YaHei" w:hAnsi="Microsoft YaHei" w:eastAsia="Microsoft YaHei"/>
+          <w:b w:val="0"/>
+          <w:sz w:val="21"/>
+        </w:rPr>
+        <w:t>2025 年 DRL 做仓位分配的论文继续出(EJOR"实时库存货架分配与补货的 DRL"、CAIE"数据驱动</w:t>
+      </w:r>
+    </w:p>
+    <w:p>
+      <w:r>
+        <w:rPr>
+          <w:rFonts w:ascii="Microsoft YaHei" w:hAnsi="Microsoft YaHei" w:eastAsia="Microsoft YaHei"/>
+          <w:b w:val="0"/>
+          <w:sz w:val="21"/>
+        </w:rPr>
+        <w:t>强化学习优化共享仓储货位"等),共同画像:**需要长周期历史数据训练、黑箱、相对分类基线</w:t>
+      </w:r>
+    </w:p>
+    <w:p>
+      <w:r>
+        <w:rPr>
+          <w:rFonts w:ascii="Microsoft YaHei" w:hAnsi="Microsoft YaHei" w:eastAsia="Microsoft YaHei"/>
+          <w:b w:val="0"/>
+          <w:sz w:val="21"/>
+        </w:rPr>
+        <w:t>提升为个位数百分比**(公开案例:DRL 较人工 ABC 分类降本 6.3%,且用了一年运行数据训练)。</w:t>
+      </w:r>
+    </w:p>
+    <w:p>
+      <w:r>
+        <w:rPr>
+          <w:rFonts w:ascii="Microsoft YaHei" w:hAnsi="Microsoft YaHei" w:eastAsia="Microsoft YaHei"/>
+          <w:b w:val="0"/>
+          <w:sz w:val="21"/>
+        </w:rPr>
+        <w:t>含义:①"可解释在线评分+批量 LS 为主线、DRL 仅作离线对照"的取舍有 2025 文献背书;</w:t>
+      </w:r>
+    </w:p>
+    <w:p>
+      <w:r>
+        <w:rPr>
+          <w:rFonts w:ascii="Microsoft YaHei" w:hAnsi="Microsoft YaHei" w:eastAsia="Microsoft YaHei"/>
+          <w:b w:val="0"/>
+          <w:sz w:val="21"/>
+        </w:rPr>
+        <w:t>②若做 T13,对照叙事现成:"DRL 文献级收益 ~6%、需一年数据;我们的 AWRA-LS 较在线评分</w:t>
+      </w:r>
+    </w:p>
+    <w:p>
+      <w:r>
+        <w:rPr>
+          <w:rFonts w:ascii="Microsoft YaHei" w:hAnsi="Microsoft YaHei" w:eastAsia="Microsoft YaHei"/>
+          <w:b w:val="0"/>
+          <w:sz w:val="21"/>
+        </w:rPr>
+        <w:t>再降 19.3%(H 口径 gap),零训练数据、可在 10ms 扫描周期内落地"。</w:t>
+      </w:r>
+    </w:p>
+    <w:p>
+      <w:pPr>
+        <w:pStyle w:val="Heading2"/>
+      </w:pPr>
+      <w:r>
+        <w:rPr>
+          <w:rFonts w:ascii="Microsoft YaHei" w:hAnsi="Microsoft YaHei" w:eastAsia="Microsoft YaHei"/>
+          <w:b/>
+          <w:color w:val="17365D"/>
+          <w:sz w:val="26"/>
+        </w:rPr>
         <w:t>Sources</w:t>
       </w:r>
     </w:p>
@@ -1128,6 +1524,19 @@
           <w:sz w:val="21"/>
         </w:rPr>
         <w:t>[西门子杯官网](https://www.siemenscup-cimc.org.cn/)、[2026 离散运动控制赛项设备描述(PDF)](https://www.siemenscup-cimc.org.cn/uploadEditor/202603_122694/file/20260301/3-2026%E5%B9%B4CIMC%E7%A6%BB%E6%95%A3%E8%A1%8C%E4%B8%9A%E8%BF%90%E5%8A%A8%E6%8E%A7%E5%88%B6%E6%96%B9%E5%90%91%E5%88%9D%E8%B5%9B%20-%20%E7%AB%9E%E8%B5%9B%E8%AE%BE%E5%A4%87%E6%8F%8F%E8%BF%B06390795604629024534668062.pdf)</w:t>
+      </w:r>
+    </w:p>
+    <w:p>
+      <w:pPr>
+        <w:pStyle w:val="ListBullet"/>
+      </w:pPr>
+      <w:r>
+        <w:rPr>
+          <w:rFonts w:ascii="Microsoft YaHei" w:hAnsi="Microsoft YaHei" w:eastAsia="Microsoft YaHei"/>
+          <w:b w:val="0"/>
+          <w:sz w:val="21"/>
+        </w:rPr>
+        <w:t>§6 增量(2026-07-05):[2026 赛道一官方页(提交要求/QQ群/奖金)](https://new.abb.com/cn/innovation/2026-abb-cup-innovation-contest/MO-contest)、[2026 大赛主页](https://new.abb.com/cn/innovation/2026-abb-cup-innovation-contest)、[2026 开赛官方新闻(王余/张楠/康亮/李昕致辞原文)](https://new.abb.com/news/zh-chs/detail/134134/2026-ABB-cup-innovation-contest-kicks-off)、[科技日报报道](https://www.stdaily.com/web/gdxw/2026-03/13/content_485490.html)、[上海交大密西根学院宣讲会](https://www.ji.sjtu.edu.cn/cn/off-the-press-zh/2025-05-30/153736/)、[EJOR 2025 实时货架分配 DRL](https://www.sciencedirect.com/science/article/abs/pii/S0377221725003649)、[CAIE 2025 共享仓储货位 RL](https://www.sciencedirect.com/science/article/abs/pii/S0360835225003419)、[MDPI 动态 SLAP DRL(6.3% 降本案例)](https://www.mdpi.com/2227-7080/10/6/129/htm)、[OpenReview 大规模 SLAP 分层 RL](https://openreview.net/forum?id=cZKSWi6BVT)</w:t>
       </w:r>
     </w:p>
     <w:sectPr>

--- a/1_给你看/情报_往届与同类比赛.docx
+++ b/1_给你看/情报_往届与同类比赛.docx
@@ -503,7 +503,7 @@
                 <w:b w:val="0"/>
                 <w:sz w:val="19"/>
               </w:rPr>
-              <w:t>✅ 理论-仿真-实现三级证据链(F9,距最优≤8.7%)</w:t>
+              <w:t>✅ 理论-仿真-实现三级证据链(F9,距最优 8.8%)</w:t>
             </w:r>
           </w:p>
         </w:tc>
@@ -922,7 +922,7 @@
           <w:b w:val="0"/>
           <w:sz w:val="21"/>
         </w:rPr>
-        <w:t>同时拿出"距最优≤8.7%的数学论证"和"iPassed=23 的实测截图"的队伍稀少。</w:t>
+        <w:t>同时拿出"距最优 8.8%的数学论证"和"iPassed=23 的实测截图"的队伍稀少。</w:t>
       </w:r>
     </w:p>
     <w:p>
